--- a/pr-preview/pr-15/vignettes/getting-started.docx
+++ b/pr-preview/pr-15/vignettes/getting-started.docx
@@ -24,7 +24,7 @@
         <w:rPr>
           <w:rStyle w:val="NormalTok"/>
         </w:rPr>
-        <w:t xml:space="preserve">(rpt)</w:t>
+        <w:t xml:space="preserve">(qnp)</w:t>
       </w:r>
     </w:p>
     <w:bookmarkStart w:id="9" w:name="introduction"/>
@@ -50,17 +50,23 @@
         <w:rPr>
           <w:rStyle w:val="VerbatimChar"/>
         </w:rPr>
-        <w:t xml:space="preserve">{rpt}</w:t>
+        <w:t xml:space="preserve">{qnp}</w:t>
       </w:r>
       <w:r>
         <w:t xml:space="preserve"> </w:t>
       </w:r>
       <w:r>
-        <w:t xml:space="preserve">package.</w:t>
+        <w:t xml:space="preserve">package,</w:t>
+      </w:r>
+      <w:r>
+        <w:t xml:space="preserve"> </w:t>
+      </w:r>
+      <w:r>
+        <w:t xml:space="preserve">which provides helpers for including plots in Quarto notes.</w:t>
       </w:r>
     </w:p>
     <w:bookmarkEnd w:id="9"/>
-    <w:bookmarkStart w:id="10" w:name="basic-usage"/>
+    <w:bookmarkStart w:id="13" w:name="basic-usage"/>
     <w:p>
       <w:pPr>
         <w:pStyle w:val="Heading2"/>
@@ -74,7 +80,58 @@
         <w:pStyle w:val="FirstParagraph"/>
       </w:pPr>
       <w:r>
-        <w:t xml:space="preserve">Here’s a basic example:</w:t>
+        <w:rPr>
+          <w:rStyle w:val="VerbatimChar"/>
+        </w:rPr>
+        <w:t xml:space="preserve">interactive_plot()</w:t>
+      </w:r>
+      <w:r>
+        <w:t xml:space="preserve"> </w:t>
+      </w:r>
+      <w:r>
+        <w:t xml:space="preserve">makes a</w:t>
+      </w:r>
+      <w:r>
+        <w:t xml:space="preserve"> </w:t>
+      </w:r>
+      <w:r>
+        <w:rPr>
+          <w:rStyle w:val="VerbatimChar"/>
+        </w:rPr>
+        <w:t xml:space="preserve">ggplot</w:t>
+      </w:r>
+      <w:r>
+        <w:t xml:space="preserve"> </w:t>
+      </w:r>
+      <w:r>
+        <w:t xml:space="preserve">interactive in HTML output</w:t>
+      </w:r>
+      <w:r>
+        <w:t xml:space="preserve"> </w:t>
+      </w:r>
+      <w:r>
+        <w:t xml:space="preserve">and leaves it unchanged in other output formats.</w:t>
+      </w:r>
+      <w:r>
+        <w:t xml:space="preserve"> </w:t>
+      </w:r>
+      <w:r>
+        <w:t xml:space="preserve">The</w:t>
+      </w:r>
+      <w:r>
+        <w:t xml:space="preserve"> </w:t>
+      </w:r>
+      <w:r>
+        <w:rPr>
+          <w:rStyle w:val="VerbatimChar"/>
+        </w:rPr>
+        <w:t xml:space="preserve">alt</w:t>
+      </w:r>
+      <w:r>
+        <w:t xml:space="preserve"> </w:t>
+      </w:r>
+      <w:r>
+        <w:t xml:space="preserve">argument gives a text alternative for screen readers:</w:t>
       </w:r>
     </w:p>
     <w:p>
@@ -83,115 +140,165 @@
       </w:pPr>
       <w:r>
         <w:rPr>
-          <w:rStyle w:val="CommentTok"/>
-        </w:rPr>
-        <w:t xml:space="preserve"># Example usage</w:t>
+          <w:rStyle w:val="FunctionTok"/>
+        </w:rPr>
+        <w:t xml:space="preserve">library</w:t>
+      </w:r>
+      <w:r>
+        <w:rPr>
+          <w:rStyle w:val="NormalTok"/>
+        </w:rPr>
+        <w:t xml:space="preserve">(ggplot2)</w:t>
       </w:r>
       <w:r>
         <w:br/>
       </w:r>
       <w:r>
+        <w:br/>
+      </w:r>
+      <w:r>
+        <w:rPr>
+          <w:rStyle w:val="NormalTok"/>
+        </w:rPr>
+        <w:t xml:space="preserve">p </w:t>
+      </w:r>
+      <w:r>
+        <w:rPr>
+          <w:rStyle w:val="OtherTok"/>
+        </w:rPr>
+        <w:t xml:space="preserve">&lt;-</w:t>
+      </w:r>
+      <w:r>
+        <w:rPr>
+          <w:rStyle w:val="NormalTok"/>
+        </w:rPr>
+        <w:t xml:space="preserve"> </w:t>
+      </w:r>
+      <w:r>
         <w:rPr>
           <w:rStyle w:val="FunctionTok"/>
         </w:rPr>
-        <w:t xml:space="preserve">example_function</w:t>
+        <w:t xml:space="preserve">ggplot</w:t>
       </w:r>
       <w:r>
         <w:rPr>
           <w:rStyle w:val="NormalTok"/>
         </w:rPr>
+        <w:t xml:space="preserve">(mtcars, </w:t>
+      </w:r>
+      <w:r>
+        <w:rPr>
+          <w:rStyle w:val="FunctionTok"/>
+        </w:rPr>
+        <w:t xml:space="preserve">aes</w:t>
+      </w:r>
+      <w:r>
+        <w:rPr>
+          <w:rStyle w:val="NormalTok"/>
+        </w:rPr>
+        <w:t xml:space="preserve">(wt, mpg)) </w:t>
+      </w:r>
+      <w:r>
+        <w:rPr>
+          <w:rStyle w:val="SpecialCharTok"/>
+        </w:rPr>
+        <w:t xml:space="preserve">+</w:t>
+      </w:r>
+      <w:r>
+        <w:br/>
+      </w:r>
+      <w:r>
+        <w:rPr>
+          <w:rStyle w:val="NormalTok"/>
+        </w:rPr>
+        <w:t xml:space="preserve">  </w:t>
+      </w:r>
+      <w:r>
+        <w:rPr>
+          <w:rStyle w:val="FunctionTok"/>
+        </w:rPr>
+        <w:t xml:space="preserve">geom_point</w:t>
+      </w:r>
+      <w:r>
+        <w:rPr>
+          <w:rStyle w:val="NormalTok"/>
+        </w:rPr>
+        <w:t xml:space="preserve">()</w:t>
+      </w:r>
+      <w:r>
+        <w:br/>
+      </w:r>
+      <w:r>
+        <w:br/>
+      </w:r>
+      <w:r>
+        <w:rPr>
+          <w:rStyle w:val="FunctionTok"/>
+        </w:rPr>
+        <w:t xml:space="preserve">interactive_plot</w:t>
+      </w:r>
+      <w:r>
+        <w:rPr>
+          <w:rStyle w:val="NormalTok"/>
+        </w:rPr>
         <w:t xml:space="preserve">(</w:t>
       </w:r>
       <w:r>
-        <w:rPr>
-          <w:rStyle w:val="FunctionTok"/>
-        </w:rPr>
-        <w:t xml:space="preserve">c</w:t>
+        <w:br/>
       </w:r>
       <w:r>
         <w:rPr>
           <w:rStyle w:val="NormalTok"/>
         </w:rPr>
-        <w:t xml:space="preserve">(</w:t>
-      </w:r>
-      <w:r>
-        <w:rPr>
-          <w:rStyle w:val="DecValTok"/>
-        </w:rPr>
-        <w:t xml:space="preserve">1</w:t>
+        <w:t xml:space="preserve">  </w:t>
+      </w:r>
+      <w:r>
+        <w:rPr>
+          <w:rStyle w:val="AttributeTok"/>
+        </w:rPr>
+        <w:t xml:space="preserve">plot =</w:t>
       </w:r>
       <w:r>
         <w:rPr>
           <w:rStyle w:val="NormalTok"/>
         </w:rPr>
-        <w:t xml:space="preserve">, </w:t>
-      </w:r>
-      <w:r>
-        <w:rPr>
-          <w:rStyle w:val="DecValTok"/>
-        </w:rPr>
-        <w:t xml:space="preserve">2</w:t>
+        <w:t xml:space="preserve"> p,</w:t>
+      </w:r>
+      <w:r>
+        <w:br/>
       </w:r>
       <w:r>
         <w:rPr>
           <w:rStyle w:val="NormalTok"/>
         </w:rPr>
-        <w:t xml:space="preserve">, </w:t>
-      </w:r>
-      <w:r>
-        <w:rPr>
-          <w:rStyle w:val="DecValTok"/>
-        </w:rPr>
-        <w:t xml:space="preserve">3</w:t>
+        <w:t xml:space="preserve">  </w:t>
+      </w:r>
+      <w:r>
+        <w:rPr>
+          <w:rStyle w:val="AttributeTok"/>
+        </w:rPr>
+        <w:t xml:space="preserve">alt =</w:t>
       </w:r>
       <w:r>
         <w:rPr>
           <w:rStyle w:val="NormalTok"/>
         </w:rPr>
-        <w:t xml:space="preserve">, </w:t>
-      </w:r>
-      <w:r>
-        <w:rPr>
-          <w:rStyle w:val="DecValTok"/>
-        </w:rPr>
-        <w:t xml:space="preserve">4</w:t>
+        <w:t xml:space="preserve"> </w:t>
+      </w:r>
+      <w:r>
+        <w:rPr>
+          <w:rStyle w:val="StringTok"/>
+        </w:rPr>
+        <w:t xml:space="preserve">"Scatterplot of fuel economy versus car weight"</w:t>
+      </w:r>
+      <w:r>
+        <w:br/>
       </w:r>
       <w:r>
         <w:rPr>
           <w:rStyle w:val="NormalTok"/>
         </w:rPr>
-        <w:t xml:space="preserve">, </w:t>
-      </w:r>
-      <w:r>
-        <w:rPr>
-          <w:rStyle w:val="DecValTok"/>
-        </w:rPr>
-        <w:t xml:space="preserve">5</w:t>
-      </w:r>
-      <w:r>
-        <w:rPr>
-          <w:rStyle w:val="NormalTok"/>
-        </w:rPr>
-        <w:t xml:space="preserve">))</w:t>
-      </w:r>
-      <w:r>
-        <w:br/>
-      </w:r>
-      <w:r>
-        <w:rPr>
-          <w:rStyle w:val="CommentTok"/>
-        </w:rPr>
-        <w:t xml:space="preserve">#&gt; [1] 3</w:t>
-      </w:r>
-    </w:p>
-    <w:bookmarkEnd w:id="10"/>
-    <w:bookmarkStart w:id="11" w:name="next-steps"/>
-    <w:p>
-      <w:pPr>
-        <w:pStyle w:val="Heading2"/>
-      </w:pPr>
-      <w:r>
-        <w:t xml:space="preserve">3 Next Steps</w:t>
+        <w:t xml:space="preserve">)</w:t>
       </w:r>
     </w:p>
     <w:p>
@@ -199,10 +306,67 @@
         <w:pStyle w:val="FirstParagraph"/>
       </w:pPr>
       <w:r>
+        <w:drawing>
+          <wp:inline>
+            <wp:extent cx="4620126" cy="3696101"/>
+            <wp:effectExtent b="0" l="0" r="0" t="0"/>
+            <wp:docPr descr="" title="" id="11" name="Picture"/>
+            <a:graphic>
+              <a:graphicData uri="http://schemas.openxmlformats.org/drawingml/2006/picture">
+                <pic:pic>
+                  <pic:nvPicPr>
+                    <pic:cNvPr descr="getting-started_files/figure-docx/unnamed-chunk-2-1.png" id="12" name="Picture"/>
+                    <pic:cNvPicPr>
+                      <a:picLocks noChangeArrowheads="1" noChangeAspect="1"/>
+                    </pic:cNvPicPr>
+                  </pic:nvPicPr>
+                  <pic:blipFill>
+                    <a:blip r:embed="rId10"/>
+                    <a:stretch>
+                      <a:fillRect/>
+                    </a:stretch>
+                  </pic:blipFill>
+                  <pic:spPr bwMode="auto">
+                    <a:xfrm>
+                      <a:off x="0" y="0"/>
+                      <a:ext cx="4620126" cy="3696101"/>
+                    </a:xfrm>
+                    <a:prstGeom prst="rect">
+                      <a:avLst/>
+                    </a:prstGeom>
+                    <a:noFill/>
+                    <a:ln w="9525">
+                      <a:noFill/>
+                      <a:headEnd/>
+                      <a:tailEnd/>
+                    </a:ln>
+                  </pic:spPr>
+                </pic:pic>
+              </a:graphicData>
+            </a:graphic>
+          </wp:inline>
+        </w:drawing>
+      </w:r>
+    </w:p>
+    <w:bookmarkEnd w:id="13"/>
+    <w:bookmarkStart w:id="14" w:name="next-steps"/>
+    <w:p>
+      <w:pPr>
+        <w:pStyle w:val="Heading2"/>
+      </w:pPr>
+      <w:r>
+        <w:t xml:space="preserve">3 Next Steps</w:t>
+      </w:r>
+    </w:p>
+    <w:p>
+      <w:pPr>
+        <w:pStyle w:val="FirstParagraph"/>
+      </w:pPr>
+      <w:r>
         <w:t xml:space="preserve">For more information, see the package documentation.</w:t>
       </w:r>
     </w:p>
-    <w:bookmarkEnd w:id="11"/>
+    <w:bookmarkEnd w:id="14"/>
     <w:sectPr>
       <w:footnotePr>
         <w:numRestart w:val="eachSect"/>
